--- a/Task2_ReactFrontend.docx
+++ b/Task2_ReactFrontend.docx
@@ -625,7 +625,7 @@
           <w:szCs w:val="28"/>
         </w:rPr>
         <w:drawing>
-          <wp:inline distT="0" distB="0" distL="0" distR="0" wp14:anchorId="041D346B" wp14:editId="60F07BEF">
+          <wp:inline distT="0" distB="0" distL="0" distR="0" wp14:anchorId="041D346B" wp14:editId="50BC9AF3">
             <wp:extent cx="5731510" cy="1402715"/>
             <wp:effectExtent l="0" t="0" r="2540" b="6985"/>
             <wp:docPr id="1" name="Picture 1"/>
@@ -1123,7 +1123,7 @@
           <w:szCs w:val="28"/>
         </w:rPr>
         <w:pict w14:anchorId="2C1B5293">
-          <v:rect id="_x0000_i1033" style="width:0;height:1.5pt" o:hralign="center" o:hrstd="t" o:hr="t" fillcolor="#a0a0a0" stroked="f"/>
+          <v:rect id="_x0000_i1027" style="width:0;height:1.5pt" o:hralign="center" o:hrstd="t" o:hr="t" fillcolor="#a0a0a0" stroked="f"/>
         </w:pict>
       </w:r>
     </w:p>
@@ -1247,23 +1247,13 @@
           <w:szCs w:val="28"/>
         </w:rPr>
       </w:pPr>
-      <w:proofErr w:type="gramStart"/>
-      <w:r>
-        <w:rPr>
-          <w:rFonts w:ascii="Times New Roman" w:hAnsi="Times New Roman" w:cs="Times New Roman"/>
-          <w:sz w:val="28"/>
-          <w:szCs w:val="28"/>
-        </w:rPr>
-        <w:t>axios.get(</w:t>
-      </w:r>
-      <w:proofErr w:type="gramEnd"/>
-      <w:r>
-        <w:rPr>
-          <w:rFonts w:ascii="Times New Roman" w:hAnsi="Times New Roman" w:cs="Times New Roman"/>
-          <w:sz w:val="28"/>
-          <w:szCs w:val="28"/>
-        </w:rPr>
-        <w:t>) → calls Task 1 API</w:t>
+      <w:r>
+        <w:rPr>
+          <w:rFonts w:ascii="Times New Roman" w:hAnsi="Times New Roman" w:cs="Times New Roman"/>
+          <w:sz w:val="28"/>
+          <w:szCs w:val="28"/>
+        </w:rPr>
+        <w:t>axios.get() → calls Task 1 API</w:t>
       </w:r>
     </w:p>
     <w:p>
@@ -1343,58 +1333,30 @@
           <w:szCs w:val="28"/>
         </w:rPr>
       </w:pPr>
-      <w:proofErr w:type="gramStart"/>
-      <w:r>
-        <w:rPr>
-          <w:rFonts w:ascii="Times New Roman" w:hAnsi="Times New Roman" w:cs="Times New Roman"/>
-          <w:sz w:val="28"/>
-          <w:szCs w:val="28"/>
-        </w:rPr>
-        <w:t>getAllProducts(</w:t>
-      </w:r>
-      <w:proofErr w:type="gramEnd"/>
-      <w:r>
-        <w:rPr>
-          <w:rFonts w:ascii="Times New Roman" w:hAnsi="Times New Roman" w:cs="Times New Roman"/>
-          <w:sz w:val="28"/>
-          <w:szCs w:val="28"/>
-        </w:rPr>
-        <w:t>)    → GET all products</w:t>
-      </w:r>
-    </w:p>
-    <w:p>
-      <w:pPr>
-        <w:rPr>
-          <w:rFonts w:ascii="Times New Roman" w:hAnsi="Times New Roman" w:cs="Times New Roman"/>
-          <w:sz w:val="28"/>
-          <w:szCs w:val="28"/>
-        </w:rPr>
-      </w:pPr>
-      <w:r>
-        <w:rPr>
-          <w:rFonts w:ascii="Times New Roman" w:hAnsi="Times New Roman" w:cs="Times New Roman"/>
-          <w:sz w:val="28"/>
-          <w:szCs w:val="28"/>
-        </w:rPr>
-        <w:t>getProductById(</w:t>
-      </w:r>
-      <w:proofErr w:type="gramStart"/>
-      <w:r>
-        <w:rPr>
-          <w:rFonts w:ascii="Times New Roman" w:hAnsi="Times New Roman" w:cs="Times New Roman"/>
-          <w:sz w:val="28"/>
-          <w:szCs w:val="28"/>
-        </w:rPr>
-        <w:t>id)  →</w:t>
-      </w:r>
-      <w:proofErr w:type="gramEnd"/>
-      <w:r>
-        <w:rPr>
-          <w:rFonts w:ascii="Times New Roman" w:hAnsi="Times New Roman" w:cs="Times New Roman"/>
-          <w:sz w:val="28"/>
-          <w:szCs w:val="28"/>
-        </w:rPr>
-        <w:t xml:space="preserve"> GET single product</w:t>
+      <w:r>
+        <w:rPr>
+          <w:rFonts w:ascii="Times New Roman" w:hAnsi="Times New Roman" w:cs="Times New Roman"/>
+          <w:sz w:val="28"/>
+          <w:szCs w:val="28"/>
+        </w:rPr>
+        <w:t>getAllProducts()    → GET all products</w:t>
+      </w:r>
+    </w:p>
+    <w:p>
+      <w:pPr>
+        <w:rPr>
+          <w:rFonts w:ascii="Times New Roman" w:hAnsi="Times New Roman" w:cs="Times New Roman"/>
+          <w:sz w:val="28"/>
+          <w:szCs w:val="28"/>
+        </w:rPr>
+      </w:pPr>
+      <w:r>
+        <w:rPr>
+          <w:rFonts w:ascii="Times New Roman" w:hAnsi="Times New Roman" w:cs="Times New Roman"/>
+          <w:sz w:val="28"/>
+          <w:szCs w:val="28"/>
+        </w:rPr>
+        <w:t>getProductById(id)  → GET single product</w:t>
       </w:r>
     </w:p>
     <w:p>
@@ -1428,60 +1390,24 @@
           <w:sz w:val="28"/>
           <w:szCs w:val="28"/>
         </w:rPr>
-        <w:t>updateProduct(</w:t>
-      </w:r>
-      <w:proofErr w:type="gramStart"/>
-      <w:r>
-        <w:rPr>
-          <w:rFonts w:ascii="Times New Roman" w:hAnsi="Times New Roman" w:cs="Times New Roman"/>
-          <w:sz w:val="28"/>
-          <w:szCs w:val="28"/>
-        </w:rPr>
-        <w:t xml:space="preserve">id)   </w:t>
-      </w:r>
-      <w:proofErr w:type="gramEnd"/>
-      <w:r>
-        <w:rPr>
-          <w:rFonts w:ascii="Times New Roman" w:hAnsi="Times New Roman" w:cs="Times New Roman"/>
-          <w:sz w:val="28"/>
-          <w:szCs w:val="28"/>
-        </w:rPr>
-        <w:t>→ PUT update product</w:t>
-      </w:r>
-    </w:p>
-    <w:p>
-      <w:pPr>
-        <w:rPr>
-          <w:rFonts w:ascii="Times New Roman" w:hAnsi="Times New Roman" w:cs="Times New Roman"/>
-          <w:sz w:val="28"/>
-          <w:szCs w:val="28"/>
-        </w:rPr>
-      </w:pPr>
-      <w:r>
-        <w:rPr>
-          <w:rFonts w:ascii="Times New Roman" w:hAnsi="Times New Roman" w:cs="Times New Roman"/>
-          <w:sz w:val="28"/>
-          <w:szCs w:val="28"/>
-        </w:rPr>
-        <w:t>deleteProduct(</w:t>
-      </w:r>
-      <w:proofErr w:type="gramStart"/>
-      <w:r>
-        <w:rPr>
-          <w:rFonts w:ascii="Times New Roman" w:hAnsi="Times New Roman" w:cs="Times New Roman"/>
-          <w:sz w:val="28"/>
-          <w:szCs w:val="28"/>
-        </w:rPr>
-        <w:t xml:space="preserve">id)   </w:t>
-      </w:r>
-      <w:proofErr w:type="gramEnd"/>
-      <w:r>
-        <w:rPr>
-          <w:rFonts w:ascii="Times New Roman" w:hAnsi="Times New Roman" w:cs="Times New Roman"/>
-          <w:sz w:val="28"/>
-          <w:szCs w:val="28"/>
-        </w:rPr>
-        <w:t>→ DELETE product</w:t>
+        <w:t>updateProduct(id)   → PUT update product</w:t>
+      </w:r>
+    </w:p>
+    <w:p>
+      <w:pPr>
+        <w:rPr>
+          <w:rFonts w:ascii="Times New Roman" w:hAnsi="Times New Roman" w:cs="Times New Roman"/>
+          <w:sz w:val="28"/>
+          <w:szCs w:val="28"/>
+        </w:rPr>
+      </w:pPr>
+      <w:r>
+        <w:rPr>
+          <w:rFonts w:ascii="Times New Roman" w:hAnsi="Times New Roman" w:cs="Times New Roman"/>
+          <w:sz w:val="28"/>
+          <w:szCs w:val="28"/>
+        </w:rPr>
+        <w:t>deleteProduct(id)   → DELETE product</w:t>
       </w:r>
     </w:p>
     <w:p>
@@ -1499,7 +1425,7 @@
           <w:szCs w:val="28"/>
         </w:rPr>
         <w:pict w14:anchorId="4665C4A4">
-          <v:rect id="_x0000_i1041" style="width:0;height:1.5pt" o:hralign="center" o:hrstd="t" o:hr="t" fillcolor="#a0a0a0" stroked="f"/>
+          <v:rect id="_x0000_i1028" style="width:0;height:1.5pt" o:hralign="center" o:hrstd="t" o:hr="t" fillcolor="#a0a0a0" stroked="f"/>
         </w:pict>
       </w:r>
     </w:p>
@@ -1628,25 +1554,7 @@
           <w:szCs w:val="28"/>
         </w:rPr>
         <w:br/>
-        <w:t>added app.use(</w:t>
-      </w:r>
-      <w:proofErr w:type="gramStart"/>
-      <w:r>
-        <w:rPr>
-          <w:rFonts w:ascii="Times New Roman" w:hAnsi="Times New Roman" w:cs="Times New Roman"/>
-          <w:sz w:val="28"/>
-          <w:szCs w:val="28"/>
-        </w:rPr>
-        <w:t>cors(</w:t>
-      </w:r>
-      <w:proofErr w:type="gramEnd"/>
-      <w:r>
-        <w:rPr>
-          <w:rFonts w:ascii="Times New Roman" w:hAnsi="Times New Roman" w:cs="Times New Roman"/>
-          <w:sz w:val="28"/>
-          <w:szCs w:val="28"/>
-        </w:rPr>
-        <w:t>)) middleware.</w:t>
+        <w:t>added app.use(cors()) middleware.</w:t>
       </w:r>
     </w:p>
     <w:p>
@@ -1691,6 +1599,7 @@
           <w:rFonts w:ascii="Times New Roman" w:hAnsi="Times New Roman" w:cs="Times New Roman"/>
           <w:i/>
           <w:iCs/>
+          <w:noProof/>
           <w:sz w:val="28"/>
           <w:szCs w:val="28"/>
         </w:rPr>
@@ -1764,7 +1673,7 @@
           <w:szCs w:val="28"/>
         </w:rPr>
         <w:drawing>
-          <wp:inline distT="0" distB="0" distL="0" distR="0" wp14:anchorId="000C1A58" wp14:editId="6DE4CCE5">
+          <wp:inline distT="0" distB="0" distL="0" distR="0" wp14:anchorId="000C1A58" wp14:editId="6DC24421">
             <wp:extent cx="5731510" cy="822325"/>
             <wp:effectExtent l="0" t="0" r="2540" b="0"/>
             <wp:docPr id="8" name="Picture 8"/>
@@ -1829,7 +1738,7 @@
           <w:szCs w:val="28"/>
         </w:rPr>
         <w:pict w14:anchorId="04D15129">
-          <v:rect id="_x0000_i1049" style="width:0;height:1.5pt" o:hralign="center" o:hrstd="t" o:hr="t" fillcolor="#a0a0a0" stroked="f"/>
+          <v:rect id="_x0000_i1029" style="width:0;height:1.5pt" o:hralign="center" o:hrstd="t" o:hr="t" fillcolor="#a0a0a0" stroked="f"/>
         </w:pict>
       </w:r>
     </w:p>
@@ -1988,23 +1897,13 @@
           <w:szCs w:val="28"/>
         </w:rPr>
       </w:pPr>
-      <w:proofErr w:type="gramStart"/>
-      <w:r>
-        <w:rPr>
-          <w:rFonts w:ascii="Times New Roman" w:hAnsi="Times New Roman" w:cs="Times New Roman"/>
-          <w:sz w:val="28"/>
-          <w:szCs w:val="28"/>
-        </w:rPr>
-        <w:t>e.preventDefault</w:t>
-      </w:r>
-      <w:proofErr w:type="gramEnd"/>
-      <w:r>
-        <w:rPr>
-          <w:rFonts w:ascii="Times New Roman" w:hAnsi="Times New Roman" w:cs="Times New Roman"/>
-          <w:sz w:val="28"/>
-          <w:szCs w:val="28"/>
-        </w:rPr>
-        <w:t>() — stops page refresh on submit</w:t>
+      <w:r>
+        <w:rPr>
+          <w:rFonts w:ascii="Times New Roman" w:hAnsi="Times New Roman" w:cs="Times New Roman"/>
+          <w:sz w:val="28"/>
+          <w:szCs w:val="28"/>
+        </w:rPr>
+        <w:t>e.preventDefault() — stops page refresh on submit</w:t>
       </w:r>
     </w:p>
     <w:p>
@@ -2020,23 +1919,13 @@
           <w:szCs w:val="28"/>
         </w:rPr>
       </w:pPr>
-      <w:proofErr w:type="gramStart"/>
-      <w:r>
-        <w:rPr>
-          <w:rFonts w:ascii="Times New Roman" w:hAnsi="Times New Roman" w:cs="Times New Roman"/>
-          <w:sz w:val="28"/>
-          <w:szCs w:val="28"/>
-        </w:rPr>
-        <w:t>useNavigate(</w:t>
-      </w:r>
-      <w:proofErr w:type="gramEnd"/>
-      <w:r>
-        <w:rPr>
-          <w:rFonts w:ascii="Times New Roman" w:hAnsi="Times New Roman" w:cs="Times New Roman"/>
-          <w:sz w:val="28"/>
-          <w:szCs w:val="28"/>
-        </w:rPr>
-        <w:t>) — redirects after successful submission</w:t>
+      <w:r>
+        <w:rPr>
+          <w:rFonts w:ascii="Times New Roman" w:hAnsi="Times New Roman" w:cs="Times New Roman"/>
+          <w:sz w:val="28"/>
+          <w:szCs w:val="28"/>
+        </w:rPr>
+        <w:t>useNavigate() — redirects after successful submission</w:t>
       </w:r>
     </w:p>
     <w:p>
@@ -2276,7 +2165,7 @@
         </w:rPr>
         <w:lastRenderedPageBreak/>
         <w:pict w14:anchorId="2CE323E4">
-          <v:rect id="_x0000_i1057" style="width:0;height:1.5pt" o:hralign="center" o:hrstd="t" o:hr="t" fillcolor="#a0a0a0" stroked="f"/>
+          <v:rect id="_x0000_i1030" style="width:0;height:1.5pt" o:hralign="center" o:hrstd="t" o:hr="t" fillcolor="#a0a0a0" stroked="f"/>
         </w:pict>
       </w:r>
     </w:p>
@@ -2324,24 +2213,7 @@
           <w:szCs w:val="28"/>
         </w:rPr>
         <w:br/>
-      </w:r>
-      <w:proofErr w:type="gramStart"/>
-      <w:r>
-        <w:rPr>
-          <w:rFonts w:ascii="Times New Roman" w:hAnsi="Times New Roman" w:cs="Times New Roman"/>
-          <w:sz w:val="28"/>
-          <w:szCs w:val="28"/>
-        </w:rPr>
-        <w:t>useParams(</w:t>
-      </w:r>
-      <w:proofErr w:type="gramEnd"/>
-      <w:r>
-        <w:rPr>
-          <w:rFonts w:ascii="Times New Roman" w:hAnsi="Times New Roman" w:cs="Times New Roman"/>
-          <w:sz w:val="28"/>
-          <w:szCs w:val="28"/>
-        </w:rPr>
-        <w:t>) to get product ID from URL. Added Delete functionality</w:t>
+        <w:t>useParams() to get product ID from URL. Added Delete functionality</w:t>
       </w:r>
       <w:r>
         <w:rPr>
@@ -2350,25 +2222,7 @@
           <w:szCs w:val="28"/>
         </w:rPr>
         <w:br/>
-        <w:t xml:space="preserve">with confirmation popup using </w:t>
-      </w:r>
-      <w:proofErr w:type="gramStart"/>
-      <w:r>
-        <w:rPr>
-          <w:rFonts w:ascii="Times New Roman" w:hAnsi="Times New Roman" w:cs="Times New Roman"/>
-          <w:sz w:val="28"/>
-          <w:szCs w:val="28"/>
-        </w:rPr>
-        <w:t>window.confirm</w:t>
-      </w:r>
-      <w:proofErr w:type="gramEnd"/>
-      <w:r>
-        <w:rPr>
-          <w:rFonts w:ascii="Times New Roman" w:hAnsi="Times New Roman" w:cs="Times New Roman"/>
-          <w:sz w:val="28"/>
-          <w:szCs w:val="28"/>
-        </w:rPr>
-        <w:t>().</w:t>
+        <w:t>with confirmation popup using window.confirm().</w:t>
       </w:r>
     </w:p>
     <w:p>
@@ -2402,23 +2256,13 @@
           <w:szCs w:val="28"/>
         </w:rPr>
       </w:pPr>
-      <w:proofErr w:type="gramStart"/>
-      <w:r>
-        <w:rPr>
-          <w:rFonts w:ascii="Times New Roman" w:hAnsi="Times New Roman" w:cs="Times New Roman"/>
-          <w:sz w:val="28"/>
-          <w:szCs w:val="28"/>
-        </w:rPr>
-        <w:t>useParams(</w:t>
-      </w:r>
-      <w:proofErr w:type="gramEnd"/>
-      <w:r>
-        <w:rPr>
-          <w:rFonts w:ascii="Times New Roman" w:hAnsi="Times New Roman" w:cs="Times New Roman"/>
-          <w:sz w:val="28"/>
-          <w:szCs w:val="28"/>
-        </w:rPr>
-        <w:t>) → extracts :id from URL</w:t>
+      <w:r>
+        <w:rPr>
+          <w:rFonts w:ascii="Times New Roman" w:hAnsi="Times New Roman" w:cs="Times New Roman"/>
+          <w:sz w:val="28"/>
+          <w:szCs w:val="28"/>
+        </w:rPr>
+        <w:t>useParams() → extracts :id from URL</w:t>
       </w:r>
     </w:p>
     <w:p>
@@ -2439,25 +2283,7 @@
           <w:sz w:val="28"/>
           <w:szCs w:val="28"/>
         </w:rPr>
-        <w:t xml:space="preserve">Pre-filling form with </w:t>
-      </w:r>
-      <w:proofErr w:type="gramStart"/>
-      <w:r>
-        <w:rPr>
-          <w:rFonts w:ascii="Times New Roman" w:hAnsi="Times New Roman" w:cs="Times New Roman"/>
-          <w:sz w:val="28"/>
-          <w:szCs w:val="28"/>
-        </w:rPr>
-        <w:t>getProductById(</w:t>
-      </w:r>
-      <w:proofErr w:type="gramEnd"/>
-      <w:r>
-        <w:rPr>
-          <w:rFonts w:ascii="Times New Roman" w:hAnsi="Times New Roman" w:cs="Times New Roman"/>
-          <w:sz w:val="28"/>
-          <w:szCs w:val="28"/>
-        </w:rPr>
-        <w:t>) response</w:t>
+        <w:t>Pre-filling form with getProductById() response</w:t>
       </w:r>
     </w:p>
     <w:p>
@@ -2472,23 +2298,13 @@
           <w:szCs w:val="28"/>
         </w:rPr>
       </w:pPr>
-      <w:proofErr w:type="gramStart"/>
-      <w:r>
-        <w:rPr>
-          <w:rFonts w:ascii="Times New Roman" w:hAnsi="Times New Roman" w:cs="Times New Roman"/>
-          <w:sz w:val="28"/>
-          <w:szCs w:val="28"/>
-        </w:rPr>
-        <w:t>updateProduct(</w:t>
-      </w:r>
-      <w:proofErr w:type="gramEnd"/>
-      <w:r>
-        <w:rPr>
-          <w:rFonts w:ascii="Times New Roman" w:hAnsi="Times New Roman" w:cs="Times New Roman"/>
-          <w:sz w:val="28"/>
-          <w:szCs w:val="28"/>
-        </w:rPr>
-        <w:t>) → sends PUT request</w:t>
+      <w:r>
+        <w:rPr>
+          <w:rFonts w:ascii="Times New Roman" w:hAnsi="Times New Roman" w:cs="Times New Roman"/>
+          <w:sz w:val="28"/>
+          <w:szCs w:val="28"/>
+        </w:rPr>
+        <w:t>updateProduct() → sends PUT request</w:t>
       </w:r>
     </w:p>
     <w:p>
@@ -2535,6 +2351,7 @@
           <w:rFonts w:ascii="Times New Roman" w:hAnsi="Times New Roman" w:cs="Times New Roman"/>
           <w:i/>
           <w:iCs/>
+          <w:noProof/>
           <w:sz w:val="28"/>
           <w:szCs w:val="28"/>
         </w:rPr>
@@ -2619,6 +2436,7 @@
           <w:rFonts w:ascii="Times New Roman" w:hAnsi="Times New Roman" w:cs="Times New Roman"/>
           <w:i/>
           <w:iCs/>
+          <w:noProof/>
           <w:sz w:val="28"/>
           <w:szCs w:val="28"/>
         </w:rPr>
@@ -2658,6 +2476,63 @@
           </wp:inline>
         </w:drawing>
       </w:r>
+    </w:p>
+    <w:p>
+      <w:pPr>
+        <w:rPr>
+          <w:rFonts w:ascii="Times New Roman" w:hAnsi="Times New Roman" w:cs="Times New Roman"/>
+          <w:sz w:val="28"/>
+          <w:szCs w:val="28"/>
+        </w:rPr>
+      </w:pPr>
+      <w:r>
+        <w:rPr>
+          <w:rFonts w:ascii="Times New Roman" w:hAnsi="Times New Roman" w:cs="Times New Roman"/>
+          <w:sz w:val="28"/>
+          <w:szCs w:val="28"/>
+        </w:rPr>
+        <w:pict w14:anchorId="2A4F34ED">
+          <v:rect id="_x0000_i1044" style="width:0;height:1.5pt" o:hralign="center" o:hrstd="t" o:hr="t" fillcolor="#a0a0a0" stroked="f"/>
+        </w:pict>
+      </w:r>
+    </w:p>
+    <w:p>
+      <w:pPr>
+        <w:rPr>
+          <w:rFonts w:ascii="Times New Roman" w:hAnsi="Times New Roman" w:cs="Times New Roman"/>
+          <w:b/>
+          <w:bCs/>
+          <w:sz w:val="28"/>
+          <w:szCs w:val="28"/>
+        </w:rPr>
+      </w:pPr>
+      <w:r>
+        <w:rPr>
+          <w:rFonts w:ascii="Times New Roman" w:hAnsi="Times New Roman" w:cs="Times New Roman"/>
+          <w:b/>
+          <w:bCs/>
+          <w:sz w:val="28"/>
+          <w:szCs w:val="28"/>
+        </w:rPr>
+        <w:t>Step 7 — README &amp; GitHub</w:t>
+      </w:r>
+    </w:p>
+    <w:p>
+      <w:pPr>
+        <w:rPr>
+          <w:rFonts w:ascii="Times New Roman" w:hAnsi="Times New Roman" w:cs="Times New Roman"/>
+          <w:sz w:val="28"/>
+          <w:szCs w:val="28"/>
+        </w:rPr>
+      </w:pPr>
+      <w:r>
+        <w:rPr>
+          <w:rFonts w:ascii="Times New Roman" w:hAnsi="Times New Roman" w:cs="Times New Roman"/>
+          <w:sz w:val="28"/>
+          <w:szCs w:val="28"/>
+        </w:rPr>
+        <w:t>Created README.md documenting setup instructions, routes,</w:t>
+      </w:r>
       <w:r>
         <w:rPr>
           <w:rFonts w:ascii="Times New Roman" w:hAnsi="Times New Roman" w:cs="Times New Roman"/>
@@ -2665,7 +2540,54 @@
           <w:szCs w:val="28"/>
         </w:rPr>
         <w:br/>
-      </w:r>
+        <w:t>features and API integration. Pushed complete Task 2 code</w:t>
+      </w:r>
+      <w:r>
+        <w:rPr>
+          <w:rFonts w:ascii="Times New Roman" w:hAnsi="Times New Roman" w:cs="Times New Roman"/>
+          <w:sz w:val="28"/>
+          <w:szCs w:val="28"/>
+        </w:rPr>
+        <w:br/>
+        <w:t>to GitHub repository.</w:t>
+      </w:r>
+    </w:p>
+    <w:p>
+      <w:pPr>
+        <w:rPr>
+          <w:rFonts w:ascii="Times New Roman" w:hAnsi="Times New Roman" w:cs="Times New Roman"/>
+          <w:sz w:val="28"/>
+          <w:szCs w:val="28"/>
+        </w:rPr>
+      </w:pPr>
+      <w:r>
+        <w:rPr>
+          <w:rFonts w:ascii="Times New Roman" w:hAnsi="Times New Roman" w:cs="Times New Roman"/>
+          <w:b/>
+          <w:bCs/>
+          <w:sz w:val="28"/>
+          <w:szCs w:val="28"/>
+        </w:rPr>
+        <w:lastRenderedPageBreak/>
+        <w:t>GitHub Link:</w:t>
+      </w:r>
+      <w:r>
+        <w:rPr>
+          <w:rFonts w:ascii="Times New Roman" w:hAnsi="Times New Roman" w:cs="Times New Roman"/>
+          <w:sz w:val="28"/>
+          <w:szCs w:val="28"/>
+        </w:rPr>
+        <w:t xml:space="preserve"> https://github.com/Satish3585/mern-internship</w:t>
+      </w:r>
+    </w:p>
+    <w:p>
+      <w:pPr>
+        <w:rPr>
+          <w:rFonts w:ascii="Times New Roman" w:hAnsi="Times New Roman" w:cs="Times New Roman"/>
+          <w:sz w:val="28"/>
+          <w:szCs w:val="28"/>
+        </w:rPr>
+      </w:pPr>
       <w:r>
         <w:rPr>
           <w:rFonts w:ascii="Times New Roman" w:hAnsi="Times New Roman" w:cs="Times New Roman"/>
@@ -2674,11 +2596,21 @@
           <w:sz w:val="28"/>
           <w:szCs w:val="28"/>
         </w:rPr>
+        <w:t>GitHub repository showing task2-react-frontend folder</w:t>
+      </w:r>
+      <w:r>
+        <w:rPr>
+          <w:rFonts w:ascii="Times New Roman" w:hAnsi="Times New Roman" w:cs="Times New Roman"/>
+          <w:i/>
+          <w:iCs/>
+          <w:sz w:val="28"/>
+          <w:szCs w:val="28"/>
+        </w:rPr>
         <w:drawing>
-          <wp:inline distT="0" distB="0" distL="0" distR="0" wp14:anchorId="67A233AA" wp14:editId="1FF739EC">
-            <wp:extent cx="5731510" cy="1379855"/>
-            <wp:effectExtent l="0" t="0" r="2540" b="0"/>
-            <wp:docPr id="14" name="Picture 14"/>
+          <wp:inline distT="0" distB="0" distL="0" distR="0" wp14:anchorId="3D97554A" wp14:editId="3FE93199">
+            <wp:extent cx="5731510" cy="1445260"/>
+            <wp:effectExtent l="0" t="0" r="2540" b="2540"/>
+            <wp:docPr id="15" name="Picture 15"/>
             <wp:cNvGraphicFramePr>
               <a:graphicFrameLocks xmlns:a="http://schemas.openxmlformats.org/drawingml/2006/main" noChangeAspect="1"/>
             </wp:cNvGraphicFramePr>
@@ -2698,7 +2630,69 @@
                   <pic:spPr>
                     <a:xfrm>
                       <a:off x="0" y="0"/>
-                      <a:ext cx="5731510" cy="1379855"/>
+                      <a:ext cx="5731510" cy="1445260"/>
+                    </a:xfrm>
+                    <a:prstGeom prst="rect">
+                      <a:avLst/>
+                    </a:prstGeom>
+                  </pic:spPr>
+                </pic:pic>
+              </a:graphicData>
+            </a:graphic>
+          </wp:inline>
+        </w:drawing>
+      </w:r>
+      <w:r>
+        <w:rPr>
+          <w:rFonts w:ascii="Times New Roman" w:hAnsi="Times New Roman" w:cs="Times New Roman"/>
+          <w:sz w:val="28"/>
+          <w:szCs w:val="28"/>
+        </w:rPr>
+        <w:br/>
+      </w:r>
+      <w:r>
+        <w:rPr>
+          <w:rFonts w:ascii="Times New Roman" w:hAnsi="Times New Roman" w:cs="Times New Roman"/>
+          <w:i/>
+          <w:iCs/>
+          <w:sz w:val="28"/>
+          <w:szCs w:val="28"/>
+        </w:rPr>
+        <w:t>README.md rendering on GitHub</w:t>
+      </w:r>
+      <w:r>
+        <w:rPr>
+          <w:rFonts w:ascii="Times New Roman" w:hAnsi="Times New Roman" w:cs="Times New Roman"/>
+          <w:i/>
+          <w:iCs/>
+          <w:sz w:val="28"/>
+          <w:szCs w:val="28"/>
+        </w:rPr>
+        <w:drawing>
+          <wp:inline distT="0" distB="0" distL="0" distR="0" wp14:anchorId="0C206A0F" wp14:editId="7E745804">
+            <wp:extent cx="5731510" cy="3366770"/>
+            <wp:effectExtent l="0" t="0" r="2540" b="5080"/>
+            <wp:docPr id="16" name="Picture 16"/>
+            <wp:cNvGraphicFramePr>
+              <a:graphicFrameLocks xmlns:a="http://schemas.openxmlformats.org/drawingml/2006/main" noChangeAspect="1"/>
+            </wp:cNvGraphicFramePr>
+            <a:graphic xmlns:a="http://schemas.openxmlformats.org/drawingml/2006/main">
+              <a:graphicData uri="http://schemas.openxmlformats.org/drawingml/2006/picture">
+                <pic:pic xmlns:pic="http://schemas.openxmlformats.org/drawingml/2006/picture">
+                  <pic:nvPicPr>
+                    <pic:cNvPr id="1" name=""/>
+                    <pic:cNvPicPr/>
+                  </pic:nvPicPr>
+                  <pic:blipFill>
+                    <a:blip r:embed="rId19"/>
+                    <a:stretch>
+                      <a:fillRect/>
+                    </a:stretch>
+                  </pic:blipFill>
+                  <pic:spPr>
+                    <a:xfrm>
+                      <a:off x="0" y="0"/>
+                      <a:ext cx="5731510" cy="3366770"/>
                     </a:xfrm>
                     <a:prstGeom prst="rect">
                       <a:avLst/>
